--- a/УК/практики/УК практика 2.docx
+++ b/УК/практики/УК практика 2.docx
@@ -11,8 +11,8 @@
           <w:rFonts w:ascii="Times New Roman" w:eastAsia="Times New Roman" w:hAnsi="Times New Roman" w:cs="Times New Roman"/>
           <w:b/>
           <w:bCs/>
-          <w:sz w:val="32"/>
-          <w:szCs w:val="32"/>
+          <w:sz w:val="28"/>
+          <w:szCs w:val="28"/>
           <w:lang w:eastAsia="ru-RU"/>
         </w:rPr>
       </w:pPr>
@@ -21,8 +21,8 @@
           <w:rFonts w:ascii="Times New Roman" w:eastAsia="Times New Roman" w:hAnsi="Times New Roman" w:cs="Times New Roman"/>
           <w:b/>
           <w:bCs/>
-          <w:sz w:val="32"/>
-          <w:szCs w:val="32"/>
+          <w:sz w:val="28"/>
+          <w:szCs w:val="28"/>
           <w:lang w:eastAsia="ru-RU"/>
         </w:rPr>
         <w:t>Комплексный тест-дизайн</w:t>
@@ -37,8 +37,8 @@
           <w:rFonts w:ascii="Times New Roman" w:eastAsia="Times New Roman" w:hAnsi="Times New Roman" w:cs="Times New Roman"/>
           <w:b/>
           <w:bCs/>
-          <w:sz w:val="32"/>
-          <w:szCs w:val="32"/>
+          <w:sz w:val="28"/>
+          <w:szCs w:val="28"/>
           <w:lang w:eastAsia="ru-RU"/>
         </w:rPr>
       </w:pPr>
@@ -52,8 +52,8 @@
           <w:rFonts w:ascii="Times New Roman" w:eastAsia="Times New Roman" w:hAnsi="Times New Roman" w:cs="Times New Roman"/>
           <w:b/>
           <w:bCs/>
-          <w:sz w:val="32"/>
-          <w:szCs w:val="32"/>
+          <w:sz w:val="28"/>
+          <w:szCs w:val="28"/>
           <w:lang w:eastAsia="ru-RU"/>
         </w:rPr>
       </w:pPr>
@@ -62,36 +62,73 @@
           <w:rFonts w:ascii="Times New Roman" w:eastAsia="Times New Roman" w:hAnsi="Times New Roman" w:cs="Times New Roman"/>
           <w:b/>
           <w:bCs/>
-          <w:sz w:val="32"/>
-          <w:szCs w:val="32"/>
-          <w:lang w:eastAsia="ru-RU"/>
-        </w:rPr>
-        <w:t>Задание 1. Блок</w:t>
-      </w:r>
+          <w:sz w:val="28"/>
+          <w:szCs w:val="28"/>
+          <w:lang w:eastAsia="ru-RU"/>
+        </w:rPr>
+        <w:t xml:space="preserve">Задание 1. </w:t>
+      </w:r>
+      <w:proofErr w:type="spellStart"/>
       <w:r>
         <w:rPr>
           <w:rFonts w:ascii="Times New Roman" w:eastAsia="Times New Roman" w:hAnsi="Times New Roman" w:cs="Times New Roman"/>
           <w:b/>
           <w:bCs/>
-          <w:sz w:val="32"/>
-          <w:szCs w:val="32"/>
-          <w:lang w:eastAsia="ru-RU"/>
-        </w:rPr>
-        <w:noBreakHyphen/>
-        <w:t>схема тест</w:t>
+          <w:sz w:val="28"/>
+          <w:szCs w:val="28"/>
+          <w:lang w:eastAsia="ru-RU"/>
+        </w:rPr>
+        <w:t>Блок</w:t>
       </w:r>
       <w:r>
         <w:rPr>
           <w:rFonts w:ascii="Times New Roman" w:eastAsia="Times New Roman" w:hAnsi="Times New Roman" w:cs="Times New Roman"/>
           <w:b/>
           <w:bCs/>
-          <w:sz w:val="32"/>
-          <w:szCs w:val="32"/>
+          <w:sz w:val="28"/>
+          <w:szCs w:val="28"/>
           <w:lang w:eastAsia="ru-RU"/>
         </w:rPr>
         <w:noBreakHyphen/>
-        <w:t>дизайна в draw.io</w:t>
-      </w:r>
+        <w:t>схема</w:t>
+      </w:r>
+      <w:proofErr w:type="spellEnd"/>
+      <w:r>
+        <w:rPr>
+          <w:rFonts w:ascii="Times New Roman" w:eastAsia="Times New Roman" w:hAnsi="Times New Roman" w:cs="Times New Roman"/>
+          <w:b/>
+          <w:bCs/>
+          <w:sz w:val="28"/>
+          <w:szCs w:val="28"/>
+          <w:lang w:eastAsia="ru-RU"/>
+        </w:rPr>
+        <w:t xml:space="preserve"> </w:t>
+      </w:r>
+      <w:proofErr w:type="spellStart"/>
+      <w:r>
+        <w:rPr>
+          <w:rFonts w:ascii="Times New Roman" w:eastAsia="Times New Roman" w:hAnsi="Times New Roman" w:cs="Times New Roman"/>
+          <w:b/>
+          <w:bCs/>
+          <w:sz w:val="28"/>
+          <w:szCs w:val="28"/>
+          <w:lang w:eastAsia="ru-RU"/>
+        </w:rPr>
+        <w:t>тест</w:t>
+      </w:r>
+      <w:r>
+        <w:rPr>
+          <w:rFonts w:ascii="Times New Roman" w:eastAsia="Times New Roman" w:hAnsi="Times New Roman" w:cs="Times New Roman"/>
+          <w:b/>
+          <w:bCs/>
+          <w:sz w:val="28"/>
+          <w:szCs w:val="28"/>
+          <w:lang w:eastAsia="ru-RU"/>
+        </w:rPr>
+        <w:noBreakHyphen/>
+        <w:t>дизайна</w:t>
+      </w:r>
+      <w:proofErr w:type="spellEnd"/>
     </w:p>
     <w:p>
       <w:pPr>
@@ -99,76 +136,36 @@
         <w:jc w:val="both"/>
         <w:rPr>
           <w:rFonts w:ascii="Times New Roman" w:eastAsia="Times New Roman" w:hAnsi="Times New Roman" w:cs="Times New Roman"/>
-          <w:sz w:val="24"/>
-          <w:szCs w:val="24"/>
+          <w:sz w:val="28"/>
+          <w:szCs w:val="28"/>
           <w:lang w:eastAsia="ru-RU"/>
         </w:rPr>
       </w:pPr>
       <w:r>
         <w:rPr>
           <w:rFonts w:ascii="Times New Roman" w:eastAsia="Times New Roman" w:hAnsi="Times New Roman" w:cs="Times New Roman"/>
-          <w:sz w:val="24"/>
-          <w:szCs w:val="24"/>
-          <w:lang w:eastAsia="ru-RU"/>
-        </w:rPr>
-        <w:t xml:space="preserve">Постройте классическую </w:t>
-      </w:r>
-      <w:proofErr w:type="spellStart"/>
-      <w:r>
-        <w:rPr>
-          <w:rFonts w:ascii="Times New Roman" w:eastAsia="Times New Roman" w:hAnsi="Times New Roman" w:cs="Times New Roman"/>
-          <w:sz w:val="24"/>
-          <w:szCs w:val="24"/>
-          <w:lang w:eastAsia="ru-RU"/>
-        </w:rPr>
-        <w:t>блок</w:t>
-      </w:r>
-      <w:r>
-        <w:rPr>
-          <w:rFonts w:ascii="Times New Roman" w:eastAsia="Times New Roman" w:hAnsi="Times New Roman" w:cs="Times New Roman"/>
-          <w:sz w:val="24"/>
-          <w:szCs w:val="24"/>
+          <w:sz w:val="28"/>
+          <w:szCs w:val="28"/>
+          <w:lang w:eastAsia="ru-RU"/>
+        </w:rPr>
+        <w:t>Постройте классическую блок</w:t>
+      </w:r>
+      <w:r>
+        <w:rPr>
+          <w:rFonts w:ascii="Times New Roman" w:eastAsia="Times New Roman" w:hAnsi="Times New Roman" w:cs="Times New Roman"/>
+          <w:sz w:val="28"/>
+          <w:szCs w:val="28"/>
           <w:lang w:eastAsia="ru-RU"/>
         </w:rPr>
         <w:noBreakHyphen/>
-        <w:t>схему</w:t>
-      </w:r>
-      <w:proofErr w:type="spellEnd"/>
-      <w:r>
-        <w:rPr>
-          <w:rFonts w:ascii="Times New Roman" w:eastAsia="Times New Roman" w:hAnsi="Times New Roman" w:cs="Times New Roman"/>
-          <w:sz w:val="24"/>
-          <w:szCs w:val="24"/>
-          <w:lang w:eastAsia="ru-RU"/>
-        </w:rPr>
-        <w:t xml:space="preserve"> в </w:t>
-      </w:r>
-      <w:proofErr w:type="spellStart"/>
-      <w:r>
-        <w:rPr>
-          <w:rFonts w:ascii="Times New Roman" w:eastAsia="Times New Roman" w:hAnsi="Times New Roman" w:cs="Times New Roman"/>
-          <w:sz w:val="24"/>
-          <w:szCs w:val="24"/>
-          <w:lang w:eastAsia="ru-RU"/>
-        </w:rPr>
-        <w:t>draw.io</w:t>
-      </w:r>
-      <w:proofErr w:type="spellEnd"/>
-      <w:r>
-        <w:rPr>
-          <w:rFonts w:ascii="Times New Roman" w:eastAsia="Times New Roman" w:hAnsi="Times New Roman" w:cs="Times New Roman"/>
-          <w:sz w:val="24"/>
-          <w:szCs w:val="24"/>
-          <w:lang w:eastAsia="ru-RU"/>
-        </w:rPr>
-        <w:t xml:space="preserve">, которая отражает логику </w:t>
-      </w:r>
-      <w:proofErr w:type="spellStart"/>
-      <w:r>
-        <w:rPr>
-          <w:rFonts w:ascii="Times New Roman" w:eastAsia="Times New Roman" w:hAnsi="Times New Roman" w:cs="Times New Roman"/>
-          <w:sz w:val="24"/>
-          <w:szCs w:val="24"/>
+        <w:t xml:space="preserve">схему в draw.io, которая отражает логику </w:t>
+      </w:r>
+      <w:proofErr w:type="spellStart"/>
+      <w:r>
+        <w:rPr>
+          <w:rFonts w:ascii="Times New Roman" w:eastAsia="Times New Roman" w:hAnsi="Times New Roman" w:cs="Times New Roman"/>
+          <w:sz w:val="28"/>
+          <w:szCs w:val="28"/>
           <w:lang w:eastAsia="ru-RU"/>
         </w:rPr>
         <w:t>валидации</w:t>
@@ -177,8 +174,8 @@
       <w:r>
         <w:rPr>
           <w:rFonts w:ascii="Times New Roman" w:eastAsia="Times New Roman" w:hAnsi="Times New Roman" w:cs="Times New Roman"/>
-          <w:sz w:val="24"/>
-          <w:szCs w:val="24"/>
+          <w:sz w:val="28"/>
+          <w:szCs w:val="28"/>
           <w:lang w:eastAsia="ru-RU"/>
         </w:rPr>
         <w:t xml:space="preserve"> </w:t>
@@ -187,28 +184,30 @@
       <w:r>
         <w:rPr>
           <w:rFonts w:ascii="Times New Roman" w:eastAsia="Times New Roman" w:hAnsi="Times New Roman" w:cs="Times New Roman"/>
-          <w:sz w:val="24"/>
-          <w:szCs w:val="24"/>
+          <w:sz w:val="28"/>
+          <w:szCs w:val="28"/>
           <w:lang w:eastAsia="ru-RU"/>
         </w:rPr>
         <w:t>промокода</w:t>
       </w:r>
-      <w:proofErr w:type="spellEnd"/>
-      <w:r>
-        <w:rPr>
-          <w:rFonts w:ascii="Times New Roman" w:eastAsia="Times New Roman" w:hAnsi="Times New Roman" w:cs="Times New Roman"/>
-          <w:sz w:val="24"/>
-          <w:szCs w:val="24"/>
-          <w:lang w:eastAsia="ru-RU"/>
-        </w:rPr>
-        <w:t xml:space="preserve"> и одновременно показывает классы эквивалентности и граничные значения. Функция проверяет строку </w:t>
+      <w:bookmarkStart w:id="0" w:name="_GoBack"/>
+      <w:bookmarkEnd w:id="0"/>
+      <w:proofErr w:type="spellEnd"/>
+      <w:r>
+        <w:rPr>
+          <w:rFonts w:ascii="Times New Roman" w:eastAsia="Times New Roman" w:hAnsi="Times New Roman" w:cs="Times New Roman"/>
+          <w:sz w:val="28"/>
+          <w:szCs w:val="28"/>
+          <w:lang w:eastAsia="ru-RU"/>
+        </w:rPr>
+        <w:t xml:space="preserve">. Функция проверяет строку </w:t>
       </w:r>
       <w:proofErr w:type="spellStart"/>
       <w:r>
         <w:rPr>
           <w:rFonts w:ascii="Courier New" w:eastAsia="Times New Roman" w:hAnsi="Courier New" w:cs="Courier New"/>
-          <w:sz w:val="20"/>
-          <w:szCs w:val="20"/>
+          <w:sz w:val="28"/>
+          <w:szCs w:val="28"/>
           <w:lang w:eastAsia="ru-RU"/>
         </w:rPr>
         <w:t>promo_code</w:t>
@@ -217,8 +216,8 @@
       <w:r>
         <w:rPr>
           <w:rFonts w:ascii="Times New Roman" w:eastAsia="Times New Roman" w:hAnsi="Times New Roman" w:cs="Times New Roman"/>
-          <w:sz w:val="24"/>
-          <w:szCs w:val="24"/>
+          <w:sz w:val="28"/>
+          <w:szCs w:val="28"/>
           <w:lang w:eastAsia="ru-RU"/>
         </w:rPr>
         <w:t xml:space="preserve"> по следующим правилам: длина от 6 до 12 символов включительно; допускаются только латинские буквы и цифры; внутри должна быть хотя бы одна цифра; строка не должна совпадать (без учёта регистра) с элементами чёрного списка </w:t>
@@ -226,8 +225,8 @@
       <w:r>
         <w:rPr>
           <w:rFonts w:ascii="Courier New" w:eastAsia="Times New Roman" w:hAnsi="Courier New" w:cs="Courier New"/>
-          <w:sz w:val="20"/>
-          <w:szCs w:val="20"/>
+          <w:sz w:val="28"/>
+          <w:szCs w:val="28"/>
           <w:lang w:eastAsia="ru-RU"/>
         </w:rPr>
         <w:t>["TEST", "FREE", "INVALID"]</w:t>
@@ -235,8 +234,8 @@
       <w:r>
         <w:rPr>
           <w:rFonts w:ascii="Times New Roman" w:eastAsia="Times New Roman" w:hAnsi="Times New Roman" w:cs="Times New Roman"/>
-          <w:sz w:val="24"/>
-          <w:szCs w:val="24"/>
+          <w:sz w:val="28"/>
+          <w:szCs w:val="28"/>
           <w:lang w:eastAsia="ru-RU"/>
         </w:rPr>
         <w:t>. На схеме используйте стандартные элементы блок</w:t>
@@ -244,8 +243,8 @@
       <w:r>
         <w:rPr>
           <w:rFonts w:ascii="Times New Roman" w:eastAsia="Times New Roman" w:hAnsi="Times New Roman" w:cs="Times New Roman"/>
-          <w:sz w:val="24"/>
-          <w:szCs w:val="24"/>
+          <w:sz w:val="28"/>
+          <w:szCs w:val="28"/>
           <w:lang w:eastAsia="ru-RU"/>
         </w:rPr>
         <w:noBreakHyphen/>
@@ -258,16 +257,16 @@
         <w:jc w:val="both"/>
         <w:rPr>
           <w:rFonts w:ascii="Times New Roman" w:eastAsia="Times New Roman" w:hAnsi="Times New Roman" w:cs="Times New Roman"/>
-          <w:sz w:val="24"/>
-          <w:szCs w:val="24"/>
+          <w:sz w:val="28"/>
+          <w:szCs w:val="28"/>
           <w:lang w:eastAsia="ru-RU"/>
         </w:rPr>
       </w:pPr>
       <w:r>
         <w:rPr>
           <w:rFonts w:ascii="Times New Roman" w:eastAsia="Times New Roman" w:hAnsi="Times New Roman" w:cs="Times New Roman"/>
-          <w:sz w:val="24"/>
-          <w:szCs w:val="24"/>
+          <w:sz w:val="28"/>
+          <w:szCs w:val="28"/>
           <w:lang w:eastAsia="ru-RU"/>
         </w:rPr>
         <w:t>Экспортируйте готовую схему как картинку (PNG или JPG) и поместите её в папку проект</w:t>
@@ -275,26 +274,35 @@
       <w:r>
         <w:rPr>
           <w:rFonts w:ascii="Times New Roman" w:eastAsia="Times New Roman" w:hAnsi="Times New Roman" w:cs="Times New Roman"/>
-          <w:sz w:val="24"/>
-          <w:szCs w:val="24"/>
-          <w:lang w:eastAsia="ru-RU"/>
-        </w:rPr>
-        <w:t xml:space="preserve">а. Под схемой в текстовом виде </w:t>
-      </w:r>
-      <w:r>
-        <w:rPr>
-          <w:rFonts w:ascii="Times New Roman" w:eastAsia="Times New Roman" w:hAnsi="Times New Roman" w:cs="Times New Roman"/>
-          <w:sz w:val="24"/>
-          <w:szCs w:val="24"/>
-          <w:lang w:eastAsia="ru-RU"/>
-        </w:rPr>
-        <w:t>приведите 3</w:t>
-      </w:r>
-      <w:r>
-        <w:rPr>
-          <w:rFonts w:ascii="Times New Roman" w:eastAsia="Times New Roman" w:hAnsi="Times New Roman" w:cs="Times New Roman"/>
-          <w:sz w:val="24"/>
-          <w:szCs w:val="24"/>
+          <w:sz w:val="28"/>
+          <w:szCs w:val="28"/>
+          <w:lang w:eastAsia="ru-RU"/>
+        </w:rPr>
+        <w:t xml:space="preserve">а. </w:t>
+      </w:r>
+      <w:r>
+        <w:rPr>
+          <w:rFonts w:ascii="Times New Roman" w:eastAsia="Times New Roman" w:hAnsi="Times New Roman" w:cs="Times New Roman"/>
+          <w:sz w:val="28"/>
+          <w:szCs w:val="28"/>
+          <w:lang w:eastAsia="ru-RU"/>
+        </w:rPr>
+        <w:t>П</w:t>
+      </w:r>
+      <w:r>
+        <w:rPr>
+          <w:rFonts w:ascii="Times New Roman" w:eastAsia="Times New Roman" w:hAnsi="Times New Roman" w:cs="Times New Roman"/>
+          <w:sz w:val="28"/>
+          <w:szCs w:val="28"/>
+          <w:lang w:eastAsia="ru-RU"/>
+        </w:rPr>
+        <w:t>риведите 3</w:t>
+      </w:r>
+      <w:r>
+        <w:rPr>
+          <w:rFonts w:ascii="Times New Roman" w:eastAsia="Times New Roman" w:hAnsi="Times New Roman" w:cs="Times New Roman"/>
+          <w:sz w:val="28"/>
+          <w:szCs w:val="28"/>
           <w:lang w:eastAsia="ru-RU"/>
         </w:rPr>
         <w:t>-</w:t>
@@ -302,64 +310,44 @@
       <w:r>
         <w:rPr>
           <w:rFonts w:ascii="Times New Roman" w:eastAsia="Times New Roman" w:hAnsi="Times New Roman" w:cs="Times New Roman"/>
-          <w:sz w:val="24"/>
-          <w:szCs w:val="24"/>
-          <w:lang w:eastAsia="ru-RU"/>
-        </w:rPr>
-        <w:t>4 предложения: перечислите выделенные классы эквивалентности</w:t>
-      </w:r>
-      <w:r>
-        <w:rPr>
-          <w:rFonts w:ascii="Times New Roman" w:eastAsia="Times New Roman" w:hAnsi="Times New Roman" w:cs="Times New Roman"/>
-          <w:sz w:val="24"/>
-          <w:szCs w:val="24"/>
-          <w:lang w:eastAsia="ru-RU"/>
-        </w:rPr>
-        <w:t xml:space="preserve"> (например, </w:t>
-      </w:r>
-      <w:r>
-        <w:rPr>
-          <w:rFonts w:ascii="Times New Roman" w:eastAsia="Times New Roman" w:hAnsi="Times New Roman" w:cs="Times New Roman"/>
-          <w:sz w:val="24"/>
-          <w:szCs w:val="24"/>
-          <w:lang w:eastAsia="ru-RU"/>
-        </w:rPr>
-        <w:t>«</w:t>
-      </w:r>
-      <w:proofErr w:type="spellStart"/>
-      <w:r>
-        <w:rPr>
-          <w:rFonts w:ascii="Times New Roman" w:eastAsia="Times New Roman" w:hAnsi="Times New Roman" w:cs="Times New Roman"/>
-          <w:sz w:val="24"/>
-          <w:szCs w:val="24"/>
-          <w:lang w:eastAsia="ru-RU"/>
-        </w:rPr>
-        <w:t>валидные</w:t>
-      </w:r>
-      <w:proofErr w:type="spellEnd"/>
-      <w:r>
-        <w:rPr>
-          <w:rFonts w:ascii="Times New Roman" w:eastAsia="Times New Roman" w:hAnsi="Times New Roman" w:cs="Times New Roman"/>
-          <w:sz w:val="24"/>
-          <w:szCs w:val="24"/>
-          <w:lang w:eastAsia="ru-RU"/>
-        </w:rPr>
-        <w:t xml:space="preserve"> строки», «слишком короткие», </w:t>
-      </w:r>
-      <w:r>
-        <w:rPr>
-          <w:rFonts w:ascii="Times New Roman" w:eastAsia="Times New Roman" w:hAnsi="Times New Roman" w:cs="Times New Roman"/>
-          <w:sz w:val="24"/>
-          <w:szCs w:val="24"/>
-          <w:lang w:eastAsia="ru-RU"/>
-        </w:rPr>
-        <w:t>«без цифр» и т.п.)</w:t>
-      </w:r>
-      <w:r>
-        <w:rPr>
-          <w:rFonts w:ascii="Times New Roman" w:eastAsia="Times New Roman" w:hAnsi="Times New Roman" w:cs="Times New Roman"/>
-          <w:sz w:val="24"/>
-          <w:szCs w:val="24"/>
+          <w:sz w:val="28"/>
+          <w:szCs w:val="28"/>
+          <w:lang w:eastAsia="ru-RU"/>
+        </w:rPr>
+        <w:t xml:space="preserve">4 предложения: перечислите </w:t>
+      </w:r>
+      <w:r>
+        <w:rPr>
+          <w:rFonts w:ascii="Times New Roman" w:eastAsia="Times New Roman" w:hAnsi="Times New Roman" w:cs="Times New Roman"/>
+          <w:sz w:val="28"/>
+          <w:szCs w:val="28"/>
+          <w:lang w:eastAsia="ru-RU"/>
+        </w:rPr>
+        <w:t>возможные</w:t>
+      </w:r>
+      <w:r>
+        <w:rPr>
+          <w:rFonts w:ascii="Times New Roman" w:eastAsia="Times New Roman" w:hAnsi="Times New Roman" w:cs="Times New Roman"/>
+          <w:sz w:val="28"/>
+          <w:szCs w:val="28"/>
+          <w:lang w:eastAsia="ru-RU"/>
+        </w:rPr>
+        <w:t xml:space="preserve"> классы эквивалентности</w:t>
+      </w:r>
+      <w:r>
+        <w:rPr>
+          <w:rFonts w:ascii="Times New Roman" w:eastAsia="Times New Roman" w:hAnsi="Times New Roman" w:cs="Times New Roman"/>
+          <w:sz w:val="28"/>
+          <w:szCs w:val="28"/>
+          <w:lang w:eastAsia="ru-RU"/>
+        </w:rPr>
+        <w:t xml:space="preserve"> (например, «валидные строки», «слишком короткие», «без цифр» и т.п.)</w:t>
+      </w:r>
+      <w:r>
+        <w:rPr>
+          <w:rFonts w:ascii="Times New Roman" w:eastAsia="Times New Roman" w:hAnsi="Times New Roman" w:cs="Times New Roman"/>
+          <w:sz w:val="28"/>
+          <w:szCs w:val="28"/>
           <w:lang w:eastAsia="ru-RU"/>
         </w:rPr>
         <w:t>, укажите, какие длины вы считаете границами и почему эти точки критичны при проектировании тестов.</w:t>
@@ -371,8 +359,8 @@
         <w:jc w:val="both"/>
         <w:rPr>
           <w:rFonts w:ascii="Times New Roman" w:eastAsia="Times New Roman" w:hAnsi="Times New Roman" w:cs="Times New Roman"/>
-          <w:sz w:val="24"/>
-          <w:szCs w:val="24"/>
+          <w:sz w:val="28"/>
+          <w:szCs w:val="28"/>
           <w:lang w:eastAsia="ru-RU"/>
         </w:rPr>
       </w:pPr>
@@ -386,8 +374,8 @@
           <w:rFonts w:ascii="Times New Roman" w:eastAsia="Times New Roman" w:hAnsi="Times New Roman" w:cs="Times New Roman"/>
           <w:b/>
           <w:bCs/>
-          <w:sz w:val="32"/>
-          <w:szCs w:val="32"/>
+          <w:sz w:val="28"/>
+          <w:szCs w:val="28"/>
           <w:lang w:eastAsia="ru-RU"/>
         </w:rPr>
       </w:pPr>
@@ -396,11 +384,11 @@
           <w:rFonts w:ascii="Times New Roman" w:eastAsia="Times New Roman" w:hAnsi="Times New Roman" w:cs="Times New Roman"/>
           <w:b/>
           <w:bCs/>
-          <w:sz w:val="32"/>
-          <w:szCs w:val="32"/>
-          <w:lang w:eastAsia="ru-RU"/>
-        </w:rPr>
-        <w:t xml:space="preserve">Задание 2. Короткий </w:t>
+          <w:sz w:val="28"/>
+          <w:szCs w:val="28"/>
+          <w:lang w:eastAsia="ru-RU"/>
+        </w:rPr>
+        <w:t xml:space="preserve">Задание 2. </w:t>
       </w:r>
       <w:proofErr w:type="spellStart"/>
       <w:r>
@@ -408,44 +396,31 @@
           <w:rFonts w:ascii="Times New Roman" w:eastAsia="Times New Roman" w:hAnsi="Times New Roman" w:cs="Times New Roman"/>
           <w:b/>
           <w:bCs/>
-          <w:sz w:val="32"/>
-          <w:szCs w:val="32"/>
-          <w:lang w:eastAsia="ru-RU"/>
-        </w:rPr>
-        <w:t>скрипт</w:t>
-      </w:r>
-      <w:proofErr w:type="spellEnd"/>
+          <w:sz w:val="28"/>
+          <w:szCs w:val="28"/>
+          <w:lang w:eastAsia="ru-RU"/>
+        </w:rPr>
+        <w:t>С</w:t>
+      </w:r>
       <w:r>
         <w:rPr>
           <w:rFonts w:ascii="Times New Roman" w:eastAsia="Times New Roman" w:hAnsi="Times New Roman" w:cs="Times New Roman"/>
           <w:b/>
           <w:bCs/>
-          <w:sz w:val="32"/>
-          <w:szCs w:val="32"/>
-          <w:lang w:eastAsia="ru-RU"/>
-        </w:rPr>
-        <w:t xml:space="preserve"> на </w:t>
-      </w:r>
-      <w:proofErr w:type="spellStart"/>
+          <w:sz w:val="28"/>
+          <w:szCs w:val="28"/>
+          <w:lang w:eastAsia="ru-RU"/>
+        </w:rPr>
+        <w:t>крипт</w:t>
+      </w:r>
+      <w:proofErr w:type="spellEnd"/>
       <w:r>
         <w:rPr>
           <w:rFonts w:ascii="Times New Roman" w:eastAsia="Times New Roman" w:hAnsi="Times New Roman" w:cs="Times New Roman"/>
           <w:b/>
           <w:bCs/>
-          <w:sz w:val="32"/>
-          <w:szCs w:val="32"/>
-          <w:lang w:eastAsia="ru-RU"/>
-        </w:rPr>
-        <w:t>Python</w:t>
-      </w:r>
-      <w:proofErr w:type="spellEnd"/>
-      <w:r>
-        <w:rPr>
-          <w:rFonts w:ascii="Times New Roman" w:eastAsia="Times New Roman" w:hAnsi="Times New Roman" w:cs="Times New Roman"/>
-          <w:b/>
-          <w:bCs/>
-          <w:sz w:val="32"/>
-          <w:szCs w:val="32"/>
+          <w:sz w:val="28"/>
+          <w:szCs w:val="28"/>
           <w:lang w:eastAsia="ru-RU"/>
         </w:rPr>
         <w:t xml:space="preserve"> для генерации тестовых примеров</w:t>
@@ -457,16 +432,16 @@
         <w:jc w:val="both"/>
         <w:rPr>
           <w:rFonts w:ascii="Times New Roman" w:eastAsia="Times New Roman" w:hAnsi="Times New Roman" w:cs="Times New Roman"/>
-          <w:sz w:val="24"/>
-          <w:szCs w:val="24"/>
+          <w:sz w:val="28"/>
+          <w:szCs w:val="28"/>
           <w:lang w:eastAsia="ru-RU"/>
         </w:rPr>
       </w:pPr>
       <w:r>
         <w:rPr>
           <w:rFonts w:ascii="Times New Roman" w:eastAsia="Times New Roman" w:hAnsi="Times New Roman" w:cs="Times New Roman"/>
-          <w:sz w:val="24"/>
-          <w:szCs w:val="24"/>
+          <w:sz w:val="28"/>
+          <w:szCs w:val="28"/>
           <w:lang w:eastAsia="ru-RU"/>
         </w:rPr>
         <w:t xml:space="preserve">Напишите короткий </w:t>
@@ -475,8 +450,8 @@
       <w:r>
         <w:rPr>
           <w:rFonts w:ascii="Times New Roman" w:eastAsia="Times New Roman" w:hAnsi="Times New Roman" w:cs="Times New Roman"/>
-          <w:sz w:val="24"/>
-          <w:szCs w:val="24"/>
+          <w:sz w:val="28"/>
+          <w:szCs w:val="28"/>
           <w:lang w:eastAsia="ru-RU"/>
         </w:rPr>
         <w:t>скрипт</w:t>
@@ -485,8 +460,8 @@
       <w:r>
         <w:rPr>
           <w:rFonts w:ascii="Times New Roman" w:eastAsia="Times New Roman" w:hAnsi="Times New Roman" w:cs="Times New Roman"/>
-          <w:sz w:val="24"/>
-          <w:szCs w:val="24"/>
+          <w:sz w:val="28"/>
+          <w:szCs w:val="28"/>
           <w:lang w:eastAsia="ru-RU"/>
         </w:rPr>
         <w:t xml:space="preserve"> </w:t>
@@ -495,18 +470,18 @@
       <w:r>
         <w:rPr>
           <w:rFonts w:ascii="Courier New" w:eastAsia="Times New Roman" w:hAnsi="Courier New" w:cs="Courier New"/>
-          <w:sz w:val="20"/>
-          <w:szCs w:val="20"/>
-          <w:lang w:eastAsia="ru-RU"/>
-        </w:rPr>
-        <w:t>generate_tests.py</w:t>
-      </w:r>
-      <w:proofErr w:type="spellEnd"/>
-      <w:r>
-        <w:rPr>
-          <w:rFonts w:ascii="Times New Roman" w:eastAsia="Times New Roman" w:hAnsi="Times New Roman" w:cs="Times New Roman"/>
-          <w:sz w:val="24"/>
-          <w:szCs w:val="24"/>
+          <w:sz w:val="28"/>
+          <w:szCs w:val="28"/>
+          <w:lang w:eastAsia="ru-RU"/>
+        </w:rPr>
+        <w:t>generate_tests</w:t>
+      </w:r>
+      <w:proofErr w:type="spellEnd"/>
+      <w:r>
+        <w:rPr>
+          <w:rFonts w:ascii="Times New Roman" w:eastAsia="Times New Roman" w:hAnsi="Times New Roman" w:cs="Times New Roman"/>
+          <w:sz w:val="28"/>
+          <w:szCs w:val="28"/>
           <w:lang w:eastAsia="ru-RU"/>
         </w:rPr>
         <w:t xml:space="preserve">, который </w:t>
@@ -514,8 +489,8 @@
       <w:r>
         <w:rPr>
           <w:rFonts w:ascii="Times New Roman" w:eastAsia="Times New Roman" w:hAnsi="Times New Roman" w:cs="Times New Roman"/>
-          <w:sz w:val="24"/>
-          <w:szCs w:val="24"/>
+          <w:sz w:val="28"/>
+          <w:szCs w:val="28"/>
           <w:lang w:eastAsia="ru-RU"/>
         </w:rPr>
         <w:t xml:space="preserve">случайно </w:t>
@@ -523,8 +498,8 @@
       <w:r>
         <w:rPr>
           <w:rFonts w:ascii="Times New Roman" w:eastAsia="Times New Roman" w:hAnsi="Times New Roman" w:cs="Times New Roman"/>
-          <w:sz w:val="24"/>
-          <w:szCs w:val="24"/>
+          <w:sz w:val="28"/>
+          <w:szCs w:val="28"/>
           <w:lang w:eastAsia="ru-RU"/>
         </w:rPr>
         <w:t xml:space="preserve">формирует набор тестовых строк для </w:t>
@@ -533,8 +508,8 @@
       <w:r>
         <w:rPr>
           <w:rFonts w:ascii="Times New Roman" w:eastAsia="Times New Roman" w:hAnsi="Times New Roman" w:cs="Times New Roman"/>
-          <w:sz w:val="24"/>
-          <w:szCs w:val="24"/>
+          <w:sz w:val="28"/>
+          <w:szCs w:val="28"/>
           <w:lang w:eastAsia="ru-RU"/>
         </w:rPr>
         <w:t>валидации</w:t>
@@ -543,8 +518,8 @@
       <w:r>
         <w:rPr>
           <w:rFonts w:ascii="Times New Roman" w:eastAsia="Times New Roman" w:hAnsi="Times New Roman" w:cs="Times New Roman"/>
-          <w:sz w:val="24"/>
-          <w:szCs w:val="24"/>
+          <w:sz w:val="28"/>
+          <w:szCs w:val="28"/>
           <w:lang w:eastAsia="ru-RU"/>
         </w:rPr>
         <w:t xml:space="preserve"> </w:t>
@@ -553,8 +528,8 @@
       <w:r>
         <w:rPr>
           <w:rFonts w:ascii="Times New Roman" w:eastAsia="Times New Roman" w:hAnsi="Times New Roman" w:cs="Times New Roman"/>
-          <w:sz w:val="24"/>
-          <w:szCs w:val="24"/>
+          <w:sz w:val="28"/>
+          <w:szCs w:val="28"/>
           <w:lang w:eastAsia="ru-RU"/>
         </w:rPr>
         <w:t>промокода</w:t>
@@ -563,8 +538,8 @@
       <w:r>
         <w:rPr>
           <w:rFonts w:ascii="Times New Roman" w:eastAsia="Times New Roman" w:hAnsi="Times New Roman" w:cs="Times New Roman"/>
-          <w:sz w:val="24"/>
-          <w:szCs w:val="24"/>
+          <w:sz w:val="28"/>
+          <w:szCs w:val="28"/>
           <w:lang w:eastAsia="ru-RU"/>
         </w:rPr>
         <w:t xml:space="preserve"> и сохраняет их в простом текстовом файле </w:t>
@@ -572,8 +547,8 @@
       <w:r>
         <w:rPr>
           <w:rFonts w:ascii="Courier New" w:eastAsia="Times New Roman" w:hAnsi="Courier New" w:cs="Courier New"/>
-          <w:sz w:val="20"/>
-          <w:szCs w:val="20"/>
+          <w:sz w:val="28"/>
+          <w:szCs w:val="28"/>
           <w:lang w:eastAsia="ru-RU"/>
         </w:rPr>
         <w:t>test_cases.txt</w:t>
@@ -581,8 +556,8 @@
       <w:r>
         <w:rPr>
           <w:rFonts w:ascii="Times New Roman" w:eastAsia="Times New Roman" w:hAnsi="Times New Roman" w:cs="Times New Roman"/>
-          <w:sz w:val="24"/>
-          <w:szCs w:val="24"/>
+          <w:sz w:val="28"/>
+          <w:szCs w:val="28"/>
           <w:lang w:eastAsia="ru-RU"/>
         </w:rPr>
         <w:t xml:space="preserve">. Формат каждой строки: </w:t>
@@ -594,8 +569,8 @@
         <w:jc w:val="both"/>
         <w:rPr>
           <w:rFonts w:ascii="Times New Roman" w:eastAsia="Times New Roman" w:hAnsi="Times New Roman" w:cs="Times New Roman"/>
-          <w:sz w:val="24"/>
-          <w:szCs w:val="24"/>
+          <w:sz w:val="28"/>
+          <w:szCs w:val="28"/>
           <w:lang w:eastAsia="ru-RU"/>
         </w:rPr>
       </w:pPr>
@@ -603,8 +578,8 @@
       <w:r>
         <w:rPr>
           <w:rFonts w:ascii="Courier New" w:eastAsia="Times New Roman" w:hAnsi="Courier New" w:cs="Courier New"/>
-          <w:sz w:val="20"/>
-          <w:szCs w:val="20"/>
+          <w:sz w:val="28"/>
+          <w:szCs w:val="28"/>
           <w:lang w:eastAsia="ru-RU"/>
         </w:rPr>
         <w:t>входная_строка</w:t>
@@ -613,8 +588,8 @@
       <w:r>
         <w:rPr>
           <w:rFonts w:ascii="Courier New" w:eastAsia="Times New Roman" w:hAnsi="Courier New" w:cs="Courier New"/>
-          <w:sz w:val="20"/>
-          <w:szCs w:val="20"/>
+          <w:sz w:val="28"/>
+          <w:szCs w:val="28"/>
           <w:lang w:eastAsia="ru-RU"/>
         </w:rPr>
         <w:t xml:space="preserve"> | </w:t>
@@ -623,8 +598,8 @@
       <w:r>
         <w:rPr>
           <w:rFonts w:ascii="Courier New" w:eastAsia="Times New Roman" w:hAnsi="Courier New" w:cs="Courier New"/>
-          <w:sz w:val="20"/>
-          <w:szCs w:val="20"/>
+          <w:sz w:val="28"/>
+          <w:szCs w:val="28"/>
           <w:lang w:eastAsia="ru-RU"/>
         </w:rPr>
         <w:t>ожидаемый_результат</w:t>
@@ -637,16 +612,16 @@
         <w:jc w:val="both"/>
         <w:rPr>
           <w:rFonts w:ascii="Times New Roman" w:eastAsia="Times New Roman" w:hAnsi="Times New Roman" w:cs="Times New Roman"/>
-          <w:sz w:val="24"/>
-          <w:szCs w:val="24"/>
+          <w:sz w:val="28"/>
+          <w:szCs w:val="28"/>
           <w:lang w:eastAsia="ru-RU"/>
         </w:rPr>
       </w:pPr>
       <w:r>
         <w:rPr>
           <w:rFonts w:ascii="Times New Roman" w:eastAsia="Times New Roman" w:hAnsi="Times New Roman" w:cs="Times New Roman"/>
-          <w:sz w:val="24"/>
-          <w:szCs w:val="24"/>
+          <w:sz w:val="28"/>
+          <w:szCs w:val="28"/>
           <w:lang w:eastAsia="ru-RU"/>
         </w:rPr>
         <w:t>где</w:t>
@@ -654,8 +629,8 @@
       <w:r>
         <w:rPr>
           <w:rFonts w:ascii="Times New Roman" w:eastAsia="Times New Roman" w:hAnsi="Times New Roman" w:cs="Times New Roman"/>
-          <w:sz w:val="24"/>
-          <w:szCs w:val="24"/>
+          <w:sz w:val="28"/>
+          <w:szCs w:val="28"/>
           <w:lang w:eastAsia="ru-RU"/>
         </w:rPr>
         <w:t xml:space="preserve"> </w:t>
@@ -663,8 +638,8 @@
       <w:r>
         <w:rPr>
           <w:rFonts w:ascii="Times New Roman" w:eastAsia="Times New Roman" w:hAnsi="Times New Roman" w:cs="Times New Roman"/>
-          <w:sz w:val="24"/>
-          <w:szCs w:val="24"/>
+          <w:sz w:val="28"/>
+          <w:szCs w:val="28"/>
           <w:lang w:eastAsia="ru-RU"/>
         </w:rPr>
         <w:t>ожидаемый</w:t>
@@ -672,8 +647,8 @@
       <w:r>
         <w:rPr>
           <w:rFonts w:ascii="Times New Roman" w:eastAsia="Times New Roman" w:hAnsi="Times New Roman" w:cs="Times New Roman"/>
-          <w:sz w:val="24"/>
-          <w:szCs w:val="24"/>
+          <w:sz w:val="28"/>
+          <w:szCs w:val="28"/>
           <w:lang w:eastAsia="ru-RU"/>
         </w:rPr>
         <w:t xml:space="preserve"> </w:t>
@@ -681,8 +656,8 @@
       <w:r>
         <w:rPr>
           <w:rFonts w:ascii="Times New Roman" w:eastAsia="Times New Roman" w:hAnsi="Times New Roman" w:cs="Times New Roman"/>
-          <w:sz w:val="24"/>
-          <w:szCs w:val="24"/>
+          <w:sz w:val="28"/>
+          <w:szCs w:val="28"/>
           <w:lang w:eastAsia="ru-RU"/>
         </w:rPr>
         <w:t>результат</w:t>
@@ -690,8 +665,8 @@
       <w:r>
         <w:rPr>
           <w:rFonts w:ascii="Times New Roman" w:eastAsia="Times New Roman" w:hAnsi="Times New Roman" w:cs="Times New Roman"/>
-          <w:sz w:val="24"/>
-          <w:szCs w:val="24"/>
+          <w:sz w:val="28"/>
+          <w:szCs w:val="28"/>
           <w:lang w:eastAsia="ru-RU"/>
         </w:rPr>
         <w:t xml:space="preserve"> </w:t>
@@ -699,8 +674,8 @@
       <w:r>
         <w:rPr>
           <w:rFonts w:ascii="Times New Roman" w:eastAsia="Times New Roman" w:hAnsi="Times New Roman" w:cs="Times New Roman"/>
-          <w:sz w:val="24"/>
-          <w:szCs w:val="24"/>
+          <w:sz w:val="28"/>
+          <w:szCs w:val="28"/>
           <w:lang w:eastAsia="ru-RU"/>
         </w:rPr>
         <w:t>–</w:t>
@@ -708,8 +683,8 @@
       <w:r>
         <w:rPr>
           <w:rFonts w:ascii="Times New Roman" w:eastAsia="Times New Roman" w:hAnsi="Times New Roman" w:cs="Times New Roman"/>
-          <w:sz w:val="24"/>
-          <w:szCs w:val="24"/>
+          <w:sz w:val="28"/>
+          <w:szCs w:val="28"/>
           <w:lang w:eastAsia="ru-RU"/>
         </w:rPr>
         <w:t xml:space="preserve"> </w:t>
@@ -717,17 +692,17 @@
       <w:r>
         <w:rPr>
           <w:rFonts w:ascii="Courier New" w:eastAsia="Times New Roman" w:hAnsi="Courier New" w:cs="Courier New"/>
-          <w:sz w:val="20"/>
-          <w:szCs w:val="20"/>
+          <w:sz w:val="28"/>
+          <w:szCs w:val="28"/>
           <w:lang w:val="en-US" w:eastAsia="ru-RU"/>
         </w:rPr>
         <w:t>true</w:t>
       </w:r>
       <w:r>
         <w:rPr>
-          <w:rFonts w:ascii="Times New Roman" w:eastAsia="Times New Roman" w:hAnsi="Times New Roman" w:cs="Times New Roman"/>
-          <w:sz w:val="24"/>
-          <w:szCs w:val="24"/>
+          <w:rFonts w:ascii="Courier New" w:eastAsia="Times New Roman" w:hAnsi="Courier New" w:cs="Courier New"/>
+          <w:sz w:val="28"/>
+          <w:szCs w:val="28"/>
           <w:lang w:eastAsia="ru-RU"/>
         </w:rPr>
         <w:t xml:space="preserve"> </w:t>
@@ -735,8 +710,8 @@
       <w:r>
         <w:rPr>
           <w:rFonts w:ascii="Times New Roman" w:eastAsia="Times New Roman" w:hAnsi="Times New Roman" w:cs="Times New Roman"/>
-          <w:sz w:val="24"/>
-          <w:szCs w:val="24"/>
+          <w:sz w:val="28"/>
+          <w:szCs w:val="28"/>
           <w:lang w:eastAsia="ru-RU"/>
         </w:rPr>
         <w:t>или</w:t>
@@ -744,8 +719,8 @@
       <w:r>
         <w:rPr>
           <w:rFonts w:ascii="Times New Roman" w:eastAsia="Times New Roman" w:hAnsi="Times New Roman" w:cs="Times New Roman"/>
-          <w:sz w:val="24"/>
-          <w:szCs w:val="24"/>
+          <w:sz w:val="28"/>
+          <w:szCs w:val="28"/>
           <w:lang w:eastAsia="ru-RU"/>
         </w:rPr>
         <w:t xml:space="preserve"> </w:t>
@@ -753,8 +728,8 @@
       <w:r>
         <w:rPr>
           <w:rFonts w:ascii="Courier New" w:eastAsia="Times New Roman" w:hAnsi="Courier New" w:cs="Courier New"/>
-          <w:sz w:val="20"/>
-          <w:szCs w:val="20"/>
+          <w:sz w:val="28"/>
+          <w:szCs w:val="28"/>
           <w:lang w:val="en-US" w:eastAsia="ru-RU"/>
         </w:rPr>
         <w:t>false</w:t>
@@ -762,27 +737,18 @@
       <w:r>
         <w:rPr>
           <w:rFonts w:ascii="Times New Roman" w:eastAsia="Times New Roman" w:hAnsi="Times New Roman" w:cs="Times New Roman"/>
-          <w:sz w:val="24"/>
-          <w:szCs w:val="24"/>
-          <w:lang w:eastAsia="ru-RU"/>
-        </w:rPr>
-        <w:t xml:space="preserve">. </w:t>
-      </w:r>
-      <w:r>
-        <w:rPr>
-          <w:rFonts w:ascii="Times New Roman" w:eastAsia="Times New Roman" w:hAnsi="Times New Roman" w:cs="Times New Roman"/>
-          <w:sz w:val="24"/>
-          <w:szCs w:val="24"/>
-          <w:lang w:eastAsia="ru-RU"/>
-        </w:rPr>
-        <w:t xml:space="preserve">Скрипт должен сгенерировать: 3 </w:t>
-      </w:r>
-      <w:proofErr w:type="spellStart"/>
-      <w:r>
-        <w:rPr>
-          <w:rFonts w:ascii="Times New Roman" w:eastAsia="Times New Roman" w:hAnsi="Times New Roman" w:cs="Times New Roman"/>
-          <w:sz w:val="24"/>
-          <w:szCs w:val="24"/>
+          <w:sz w:val="28"/>
+          <w:szCs w:val="28"/>
+          <w:lang w:eastAsia="ru-RU"/>
+        </w:rPr>
+        <w:t xml:space="preserve">. Скрипт должен сгенерировать: 3 </w:t>
+      </w:r>
+      <w:proofErr w:type="spellStart"/>
+      <w:r>
+        <w:rPr>
+          <w:rFonts w:ascii="Times New Roman" w:eastAsia="Times New Roman" w:hAnsi="Times New Roman" w:cs="Times New Roman"/>
+          <w:sz w:val="28"/>
+          <w:szCs w:val="28"/>
           <w:lang w:eastAsia="ru-RU"/>
         </w:rPr>
         <w:t>валидных</w:t>
@@ -791,8 +757,8 @@
       <w:r>
         <w:rPr>
           <w:rFonts w:ascii="Times New Roman" w:eastAsia="Times New Roman" w:hAnsi="Times New Roman" w:cs="Times New Roman"/>
-          <w:sz w:val="24"/>
-          <w:szCs w:val="24"/>
+          <w:sz w:val="28"/>
+          <w:szCs w:val="28"/>
           <w:lang w:eastAsia="ru-RU"/>
         </w:rPr>
         <w:t xml:space="preserve"> примера, 3 </w:t>
@@ -801,8 +767,8 @@
       <w:r>
         <w:rPr>
           <w:rFonts w:ascii="Times New Roman" w:eastAsia="Times New Roman" w:hAnsi="Times New Roman" w:cs="Times New Roman"/>
-          <w:sz w:val="24"/>
-          <w:szCs w:val="24"/>
+          <w:sz w:val="28"/>
+          <w:szCs w:val="28"/>
           <w:lang w:eastAsia="ru-RU"/>
         </w:rPr>
         <w:t>невалидных</w:t>
@@ -811,8 +777,8 @@
       <w:r>
         <w:rPr>
           <w:rFonts w:ascii="Times New Roman" w:eastAsia="Times New Roman" w:hAnsi="Times New Roman" w:cs="Times New Roman"/>
-          <w:sz w:val="24"/>
-          <w:szCs w:val="24"/>
+          <w:sz w:val="28"/>
+          <w:szCs w:val="28"/>
           <w:lang w:eastAsia="ru-RU"/>
         </w:rPr>
         <w:t xml:space="preserve"> со спецсимволами, 4 граничных примера, и 4 примера из чёрного списка (сами значения и </w:t>
@@ -820,11 +786,76 @@
       <w:r>
         <w:rPr>
           <w:rFonts w:ascii="Times New Roman" w:eastAsia="Times New Roman" w:hAnsi="Times New Roman" w:cs="Times New Roman"/>
-          <w:sz w:val="24"/>
-          <w:szCs w:val="24"/>
+          <w:sz w:val="28"/>
+          <w:szCs w:val="28"/>
           <w:lang w:eastAsia="ru-RU"/>
         </w:rPr>
         <w:t>варианты в нижнем регистре).</w:t>
+      </w:r>
+      <w:r>
+        <w:rPr>
+          <w:rFonts w:ascii="Times New Roman" w:eastAsia="Times New Roman" w:hAnsi="Times New Roman" w:cs="Times New Roman"/>
+          <w:sz w:val="28"/>
+          <w:szCs w:val="28"/>
+          <w:lang w:eastAsia="ru-RU"/>
+        </w:rPr>
+        <w:t xml:space="preserve"> </w:t>
+      </w:r>
+      <w:r>
+        <w:rPr>
+          <w:rFonts w:ascii="Times New Roman" w:eastAsia="Times New Roman" w:hAnsi="Times New Roman" w:cs="Times New Roman"/>
+          <w:sz w:val="28"/>
+          <w:szCs w:val="28"/>
+          <w:lang w:eastAsia="ru-RU"/>
+        </w:rPr>
+        <w:t xml:space="preserve">Запустите </w:t>
+      </w:r>
+      <w:proofErr w:type="spellStart"/>
+      <w:r>
+        <w:rPr>
+          <w:rFonts w:ascii="Times New Roman" w:eastAsia="Times New Roman" w:hAnsi="Times New Roman" w:cs="Times New Roman"/>
+          <w:sz w:val="28"/>
+          <w:szCs w:val="28"/>
+          <w:lang w:eastAsia="ru-RU"/>
+        </w:rPr>
+        <w:t>скрипт</w:t>
+      </w:r>
+      <w:proofErr w:type="spellEnd"/>
+      <w:r>
+        <w:rPr>
+          <w:rFonts w:ascii="Times New Roman" w:eastAsia="Times New Roman" w:hAnsi="Times New Roman" w:cs="Times New Roman"/>
+          <w:sz w:val="28"/>
+          <w:szCs w:val="28"/>
+          <w:lang w:eastAsia="ru-RU"/>
+        </w:rPr>
+        <w:t xml:space="preserve"> и убедитесь, что в </w:t>
+      </w:r>
+      <w:r>
+        <w:rPr>
+          <w:rFonts w:ascii="Courier New" w:eastAsia="Times New Roman" w:hAnsi="Courier New" w:cs="Courier New"/>
+          <w:sz w:val="28"/>
+          <w:szCs w:val="28"/>
+          <w:lang w:eastAsia="ru-RU"/>
+        </w:rPr>
+        <w:t>test_cases.txt</w:t>
+      </w:r>
+      <w:r>
+        <w:rPr>
+          <w:rFonts w:ascii="Times New Roman" w:eastAsia="Times New Roman" w:hAnsi="Times New Roman" w:cs="Times New Roman"/>
+          <w:sz w:val="28"/>
+          <w:szCs w:val="28"/>
+          <w:lang w:eastAsia="ru-RU"/>
+        </w:rPr>
+        <w:t xml:space="preserve"> появилось не менее 14 </w:t>
+      </w:r>
+      <w:r>
+        <w:rPr>
+          <w:rFonts w:ascii="Times New Roman" w:eastAsia="Times New Roman" w:hAnsi="Times New Roman" w:cs="Times New Roman"/>
+          <w:sz w:val="28"/>
+          <w:szCs w:val="28"/>
+          <w:lang w:eastAsia="ru-RU"/>
+        </w:rPr>
+        <w:t>строк.</w:t>
       </w:r>
     </w:p>
     <w:p>
@@ -833,68 +864,11 @@
         <w:jc w:val="both"/>
         <w:rPr>
           <w:rFonts w:ascii="Times New Roman" w:eastAsia="Times New Roman" w:hAnsi="Times New Roman" w:cs="Times New Roman"/>
-          <w:sz w:val="24"/>
-          <w:szCs w:val="24"/>
+          <w:sz w:val="28"/>
+          <w:szCs w:val="28"/>
           <w:lang w:eastAsia="ru-RU"/>
         </w:rPr>
       </w:pPr>
-      <w:r>
-        <w:rPr>
-          <w:rFonts w:ascii="Times New Roman" w:eastAsia="Times New Roman" w:hAnsi="Times New Roman" w:cs="Times New Roman"/>
-          <w:sz w:val="24"/>
-          <w:szCs w:val="24"/>
-          <w:lang w:eastAsia="ru-RU"/>
-        </w:rPr>
-        <w:t xml:space="preserve">Запустите скрипт и убедитесь, что в </w:t>
-      </w:r>
-      <w:r>
-        <w:rPr>
-          <w:rFonts w:ascii="Courier New" w:eastAsia="Times New Roman" w:hAnsi="Courier New" w:cs="Courier New"/>
-          <w:sz w:val="20"/>
-          <w:szCs w:val="20"/>
-          <w:lang w:eastAsia="ru-RU"/>
-        </w:rPr>
-        <w:t>test_cases.txt</w:t>
-      </w:r>
-      <w:r>
-        <w:rPr>
-          <w:rFonts w:ascii="Times New Roman" w:eastAsia="Times New Roman" w:hAnsi="Times New Roman" w:cs="Times New Roman"/>
-          <w:sz w:val="24"/>
-          <w:szCs w:val="24"/>
-          <w:lang w:eastAsia="ru-RU"/>
-        </w:rPr>
-        <w:t xml:space="preserve"> появилось не менее 14 </w:t>
-      </w:r>
-      <w:r>
-        <w:rPr>
-          <w:rFonts w:ascii="Times New Roman" w:eastAsia="Times New Roman" w:hAnsi="Times New Roman" w:cs="Times New Roman"/>
-          <w:sz w:val="24"/>
-          <w:szCs w:val="24"/>
-          <w:lang w:eastAsia="ru-RU"/>
-        </w:rPr>
-        <w:t>строк.</w:t>
-      </w:r>
-    </w:p>
-    <w:p>
-      <w:pPr>
-        <w:spacing w:after="0" w:line="240" w:lineRule="auto"/>
-        <w:jc w:val="both"/>
-        <w:rPr>
-          <w:rFonts w:ascii="Times New Roman" w:eastAsia="Times New Roman" w:hAnsi="Times New Roman" w:cs="Times New Roman"/>
-          <w:sz w:val="24"/>
-          <w:szCs w:val="24"/>
-          <w:lang w:eastAsia="ru-RU"/>
-        </w:rPr>
-      </w:pPr>
-      <w:r>
-        <w:rPr>
-          <w:rFonts w:ascii="Times New Roman" w:eastAsia="Times New Roman" w:hAnsi="Times New Roman" w:cs="Times New Roman"/>
-          <w:sz w:val="24"/>
-          <w:szCs w:val="24"/>
-          <w:lang w:eastAsia="ru-RU"/>
-        </w:rPr>
-        <w:t xml:space="preserve"> </w:t>
-      </w:r>
     </w:p>
     <w:p>
       <w:pPr>
@@ -905,8 +879,8 @@
           <w:rFonts w:ascii="Times New Roman" w:eastAsia="Times New Roman" w:hAnsi="Times New Roman" w:cs="Times New Roman"/>
           <w:b/>
           <w:bCs/>
-          <w:sz w:val="32"/>
-          <w:szCs w:val="32"/>
+          <w:sz w:val="28"/>
+          <w:szCs w:val="28"/>
           <w:lang w:eastAsia="ru-RU"/>
         </w:rPr>
       </w:pPr>
@@ -915,8 +889,8 @@
           <w:rFonts w:ascii="Times New Roman" w:eastAsia="Times New Roman" w:hAnsi="Times New Roman" w:cs="Times New Roman"/>
           <w:b/>
           <w:bCs/>
-          <w:sz w:val="32"/>
-          <w:szCs w:val="32"/>
+          <w:sz w:val="28"/>
+          <w:szCs w:val="28"/>
           <w:lang w:eastAsia="ru-RU"/>
         </w:rPr>
         <w:t>Задание 3. Докуме</w:t>
@@ -926,61 +900,24 @@
           <w:rFonts w:ascii="Times New Roman" w:eastAsia="Times New Roman" w:hAnsi="Times New Roman" w:cs="Times New Roman"/>
           <w:b/>
           <w:bCs/>
-          <w:sz w:val="32"/>
-          <w:szCs w:val="32"/>
-          <w:lang w:eastAsia="ru-RU"/>
-        </w:rPr>
-        <w:t xml:space="preserve">нтация </w:t>
-      </w:r>
-      <w:proofErr w:type="spellStart"/>
+          <w:sz w:val="28"/>
+          <w:szCs w:val="28"/>
+          <w:lang w:eastAsia="ru-RU"/>
+        </w:rPr>
+        <w:t>нтация тест</w:t>
+      </w:r>
       <w:r>
         <w:rPr>
           <w:rFonts w:ascii="Times New Roman" w:eastAsia="Times New Roman" w:hAnsi="Times New Roman" w:cs="Times New Roman"/>
           <w:b/>
           <w:bCs/>
-          <w:sz w:val="32"/>
-          <w:szCs w:val="32"/>
-          <w:lang w:eastAsia="ru-RU"/>
-        </w:rPr>
-        <w:t>тест</w:t>
-      </w:r>
-      <w:r>
-        <w:rPr>
-          <w:rFonts w:ascii="Times New Roman" w:eastAsia="Times New Roman" w:hAnsi="Times New Roman" w:cs="Times New Roman"/>
-          <w:b/>
-          <w:bCs/>
-          <w:sz w:val="32"/>
-          <w:szCs w:val="32"/>
+          <w:sz w:val="28"/>
+          <w:szCs w:val="28"/>
           <w:lang w:eastAsia="ru-RU"/>
         </w:rPr>
         <w:noBreakHyphen/>
         <w:t>дизайна</w:t>
       </w:r>
-      <w:proofErr w:type="spellEnd"/>
-      <w:r>
-        <w:rPr>
-          <w:rFonts w:ascii="Times New Roman" w:eastAsia="Times New Roman" w:hAnsi="Times New Roman" w:cs="Times New Roman"/>
-          <w:b/>
-          <w:bCs/>
-          <w:sz w:val="32"/>
-          <w:szCs w:val="32"/>
-          <w:lang w:eastAsia="ru-RU"/>
-        </w:rPr>
-        <w:t xml:space="preserve"> в </w:t>
-      </w:r>
-      <w:proofErr w:type="spellStart"/>
-      <w:r>
-        <w:rPr>
-          <w:rFonts w:ascii="Times New Roman" w:eastAsia="Times New Roman" w:hAnsi="Times New Roman" w:cs="Times New Roman"/>
-          <w:b/>
-          <w:bCs/>
-          <w:sz w:val="32"/>
-          <w:szCs w:val="32"/>
-          <w:lang w:eastAsia="ru-RU"/>
-        </w:rPr>
-        <w:t>README.md</w:t>
-      </w:r>
-      <w:proofErr w:type="spellEnd"/>
     </w:p>
     <w:p>
       <w:pPr>
@@ -988,16 +925,16 @@
         <w:jc w:val="both"/>
         <w:rPr>
           <w:rFonts w:ascii="Times New Roman" w:eastAsia="Times New Roman" w:hAnsi="Times New Roman" w:cs="Times New Roman"/>
-          <w:sz w:val="24"/>
-          <w:szCs w:val="24"/>
+          <w:sz w:val="28"/>
+          <w:szCs w:val="28"/>
           <w:lang w:eastAsia="ru-RU"/>
         </w:rPr>
       </w:pPr>
       <w:r>
         <w:rPr>
           <w:rFonts w:ascii="Times New Roman" w:eastAsia="Times New Roman" w:hAnsi="Times New Roman" w:cs="Times New Roman"/>
-          <w:sz w:val="24"/>
-          <w:szCs w:val="24"/>
+          <w:sz w:val="28"/>
+          <w:szCs w:val="28"/>
           <w:lang w:eastAsia="ru-RU"/>
         </w:rPr>
         <w:t xml:space="preserve">Подготовьте файл </w:t>
@@ -1005,8 +942,8 @@
       <w:r>
         <w:rPr>
           <w:rFonts w:ascii="Courier New" w:eastAsia="Times New Roman" w:hAnsi="Courier New" w:cs="Courier New"/>
-          <w:sz w:val="20"/>
-          <w:szCs w:val="20"/>
+          <w:sz w:val="28"/>
+          <w:szCs w:val="28"/>
           <w:lang w:eastAsia="ru-RU"/>
         </w:rPr>
         <w:t>README.md</w:t>
@@ -1014,8 +951,8 @@
       <w:r>
         <w:rPr>
           <w:rFonts w:ascii="Times New Roman" w:eastAsia="Times New Roman" w:hAnsi="Times New Roman" w:cs="Times New Roman"/>
-          <w:sz w:val="24"/>
-          <w:szCs w:val="24"/>
+          <w:sz w:val="28"/>
+          <w:szCs w:val="28"/>
           <w:lang w:eastAsia="ru-RU"/>
         </w:rPr>
         <w:t xml:space="preserve">, который системно описывает </w:t>
@@ -1024,8 +961,8 @@
       <w:r>
         <w:rPr>
           <w:rFonts w:ascii="Times New Roman" w:eastAsia="Times New Roman" w:hAnsi="Times New Roman" w:cs="Times New Roman"/>
-          <w:sz w:val="24"/>
-          <w:szCs w:val="24"/>
+          <w:sz w:val="28"/>
+          <w:szCs w:val="28"/>
           <w:lang w:eastAsia="ru-RU"/>
         </w:rPr>
         <w:t>тест</w:t>
@@ -1033,8 +970,8 @@
       <w:r>
         <w:rPr>
           <w:rFonts w:ascii="Times New Roman" w:eastAsia="Times New Roman" w:hAnsi="Times New Roman" w:cs="Times New Roman"/>
-          <w:sz w:val="24"/>
-          <w:szCs w:val="24"/>
+          <w:sz w:val="28"/>
+          <w:szCs w:val="28"/>
           <w:lang w:eastAsia="ru-RU"/>
         </w:rPr>
         <w:noBreakHyphen/>
@@ -1044,8 +981,8 @@
       <w:r>
         <w:rPr>
           <w:rFonts w:ascii="Times New Roman" w:eastAsia="Times New Roman" w:hAnsi="Times New Roman" w:cs="Times New Roman"/>
-          <w:sz w:val="24"/>
-          <w:szCs w:val="24"/>
+          <w:sz w:val="28"/>
+          <w:szCs w:val="28"/>
           <w:lang w:eastAsia="ru-RU"/>
         </w:rPr>
         <w:t xml:space="preserve"> для функции </w:t>
@@ -1054,8 +991,8 @@
       <w:r>
         <w:rPr>
           <w:rFonts w:ascii="Times New Roman" w:eastAsia="Times New Roman" w:hAnsi="Times New Roman" w:cs="Times New Roman"/>
-          <w:sz w:val="24"/>
-          <w:szCs w:val="24"/>
+          <w:sz w:val="28"/>
+          <w:szCs w:val="28"/>
           <w:lang w:eastAsia="ru-RU"/>
         </w:rPr>
         <w:t>валидации</w:t>
@@ -1064,8 +1001,8 @@
       <w:r>
         <w:rPr>
           <w:rFonts w:ascii="Times New Roman" w:eastAsia="Times New Roman" w:hAnsi="Times New Roman" w:cs="Times New Roman"/>
-          <w:sz w:val="24"/>
-          <w:szCs w:val="24"/>
+          <w:sz w:val="28"/>
+          <w:szCs w:val="28"/>
           <w:lang w:eastAsia="ru-RU"/>
         </w:rPr>
         <w:t xml:space="preserve"> </w:t>
@@ -1074,8 +1011,8 @@
       <w:r>
         <w:rPr>
           <w:rFonts w:ascii="Times New Roman" w:eastAsia="Times New Roman" w:hAnsi="Times New Roman" w:cs="Times New Roman"/>
-          <w:sz w:val="24"/>
-          <w:szCs w:val="24"/>
+          <w:sz w:val="28"/>
+          <w:szCs w:val="28"/>
           <w:lang w:eastAsia="ru-RU"/>
         </w:rPr>
         <w:t>промокода</w:t>
@@ -1084,8 +1021,8 @@
       <w:r>
         <w:rPr>
           <w:rFonts w:ascii="Times New Roman" w:eastAsia="Times New Roman" w:hAnsi="Times New Roman" w:cs="Times New Roman"/>
-          <w:sz w:val="24"/>
-          <w:szCs w:val="24"/>
+          <w:sz w:val="28"/>
+          <w:szCs w:val="28"/>
           <w:lang w:eastAsia="ru-RU"/>
         </w:rPr>
         <w:t xml:space="preserve"> </w:t>
@@ -1093,8 +1030,8 @@
       <w:r>
         <w:rPr>
           <w:rFonts w:ascii="Times New Roman" w:eastAsia="Times New Roman" w:hAnsi="Times New Roman" w:cs="Times New Roman"/>
-          <w:sz w:val="24"/>
-          <w:szCs w:val="24"/>
+          <w:sz w:val="28"/>
+          <w:szCs w:val="28"/>
           <w:lang w:eastAsia="ru-RU"/>
         </w:rPr>
         <w:t>–</w:t>
@@ -1102,8 +1039,8 @@
       <w:r>
         <w:rPr>
           <w:rFonts w:ascii="Times New Roman" w:eastAsia="Times New Roman" w:hAnsi="Times New Roman" w:cs="Times New Roman"/>
-          <w:sz w:val="24"/>
-          <w:szCs w:val="24"/>
+          <w:sz w:val="28"/>
+          <w:szCs w:val="28"/>
           <w:lang w:eastAsia="ru-RU"/>
         </w:rPr>
         <w:t xml:space="preserve"> так, чтобы по документу можно было быстро понять, какие тесты нужны, и чтобы это стало удобной основой для работы в </w:t>
@@ -1112,8 +1049,8 @@
       <w:r>
         <w:rPr>
           <w:rFonts w:ascii="Times New Roman" w:eastAsia="Times New Roman" w:hAnsi="Times New Roman" w:cs="Times New Roman"/>
-          <w:sz w:val="24"/>
-          <w:szCs w:val="24"/>
+          <w:sz w:val="28"/>
+          <w:szCs w:val="28"/>
           <w:lang w:eastAsia="ru-RU"/>
         </w:rPr>
         <w:t>Git</w:t>
@@ -1122,8 +1059,8 @@
       <w:r>
         <w:rPr>
           <w:rFonts w:ascii="Times New Roman" w:eastAsia="Times New Roman" w:hAnsi="Times New Roman" w:cs="Times New Roman"/>
-          <w:sz w:val="24"/>
-          <w:szCs w:val="24"/>
+          <w:sz w:val="28"/>
+          <w:szCs w:val="28"/>
           <w:lang w:eastAsia="ru-RU"/>
         </w:rPr>
         <w:t xml:space="preserve">. В README включите следующие смысловые блоки: краткое описание функции и её правил </w:t>
@@ -1132,8 +1069,8 @@
       <w:r>
         <w:rPr>
           <w:rFonts w:ascii="Times New Roman" w:eastAsia="Times New Roman" w:hAnsi="Times New Roman" w:cs="Times New Roman"/>
-          <w:sz w:val="24"/>
-          <w:szCs w:val="24"/>
+          <w:sz w:val="28"/>
+          <w:szCs w:val="28"/>
           <w:lang w:eastAsia="ru-RU"/>
         </w:rPr>
         <w:t>валидации</w:t>
@@ -1142,8 +1079,8 @@
       <w:r>
         <w:rPr>
           <w:rFonts w:ascii="Times New Roman" w:eastAsia="Times New Roman" w:hAnsi="Times New Roman" w:cs="Times New Roman"/>
-          <w:sz w:val="24"/>
-          <w:szCs w:val="24"/>
+          <w:sz w:val="28"/>
+          <w:szCs w:val="28"/>
           <w:lang w:eastAsia="ru-RU"/>
         </w:rPr>
         <w:t xml:space="preserve"> (1 абзац); список классов эквивалентности </w:t>
@@ -1151,8 +1088,8 @@
       <w:r>
         <w:rPr>
           <w:rFonts w:ascii="Times New Roman" w:eastAsia="Times New Roman" w:hAnsi="Times New Roman" w:cs="Times New Roman"/>
-          <w:sz w:val="24"/>
-          <w:szCs w:val="24"/>
+          <w:sz w:val="28"/>
+          <w:szCs w:val="28"/>
           <w:lang w:eastAsia="ru-RU"/>
         </w:rPr>
         <w:t>–</w:t>
@@ -1160,8 +1097,8 @@
       <w:r>
         <w:rPr>
           <w:rFonts w:ascii="Times New Roman" w:eastAsia="Times New Roman" w:hAnsi="Times New Roman" w:cs="Times New Roman"/>
-          <w:sz w:val="24"/>
-          <w:szCs w:val="24"/>
+          <w:sz w:val="28"/>
+          <w:szCs w:val="28"/>
           <w:lang w:eastAsia="ru-RU"/>
         </w:rPr>
         <w:t xml:space="preserve"> отдельно </w:t>
@@ -1170,8 +1107,8 @@
       <w:r>
         <w:rPr>
           <w:rFonts w:ascii="Times New Roman" w:eastAsia="Times New Roman" w:hAnsi="Times New Roman" w:cs="Times New Roman"/>
-          <w:sz w:val="24"/>
-          <w:szCs w:val="24"/>
+          <w:sz w:val="28"/>
+          <w:szCs w:val="28"/>
           <w:lang w:eastAsia="ru-RU"/>
         </w:rPr>
         <w:t>валидные</w:t>
@@ -1180,8 +1117,8 @@
       <w:r>
         <w:rPr>
           <w:rFonts w:ascii="Times New Roman" w:eastAsia="Times New Roman" w:hAnsi="Times New Roman" w:cs="Times New Roman"/>
-          <w:sz w:val="24"/>
-          <w:szCs w:val="24"/>
+          <w:sz w:val="28"/>
+          <w:szCs w:val="28"/>
           <w:lang w:eastAsia="ru-RU"/>
         </w:rPr>
         <w:t xml:space="preserve"> и </w:t>
@@ -1190,8 +1127,8 @@
       <w:r>
         <w:rPr>
           <w:rFonts w:ascii="Times New Roman" w:eastAsia="Times New Roman" w:hAnsi="Times New Roman" w:cs="Times New Roman"/>
-          <w:sz w:val="24"/>
-          <w:szCs w:val="24"/>
+          <w:sz w:val="28"/>
+          <w:szCs w:val="28"/>
           <w:lang w:eastAsia="ru-RU"/>
         </w:rPr>
         <w:t>невалидные</w:t>
@@ -1200,8 +1137,8 @@
       <w:r>
         <w:rPr>
           <w:rFonts w:ascii="Times New Roman" w:eastAsia="Times New Roman" w:hAnsi="Times New Roman" w:cs="Times New Roman"/>
-          <w:sz w:val="24"/>
-          <w:szCs w:val="24"/>
+          <w:sz w:val="28"/>
+          <w:szCs w:val="28"/>
           <w:lang w:eastAsia="ru-RU"/>
         </w:rPr>
         <w:t xml:space="preserve"> группы, по 3</w:t>
@@ -1209,8 +1146,8 @@
       <w:r>
         <w:rPr>
           <w:rFonts w:ascii="Times New Roman" w:eastAsia="Times New Roman" w:hAnsi="Times New Roman" w:cs="Times New Roman"/>
-          <w:sz w:val="24"/>
-          <w:szCs w:val="24"/>
+          <w:sz w:val="28"/>
+          <w:szCs w:val="28"/>
           <w:lang w:eastAsia="ru-RU"/>
         </w:rPr>
         <w:t>-</w:t>
@@ -1218,8 +1155,8 @@
       <w:r>
         <w:rPr>
           <w:rFonts w:ascii="Times New Roman" w:eastAsia="Times New Roman" w:hAnsi="Times New Roman" w:cs="Times New Roman"/>
-          <w:sz w:val="24"/>
-          <w:szCs w:val="24"/>
+          <w:sz w:val="28"/>
+          <w:szCs w:val="28"/>
           <w:lang w:eastAsia="ru-RU"/>
         </w:rPr>
         <w:t>4 пункта в каждой, с примерами строк; таблицу граничных значений с колонками «Длина», «</w:t>
@@ -1227,8 +1164,8 @@
       <w:r>
         <w:rPr>
           <w:rFonts w:ascii="Times New Roman" w:eastAsia="Times New Roman" w:hAnsi="Times New Roman" w:cs="Times New Roman"/>
-          <w:sz w:val="24"/>
-          <w:szCs w:val="24"/>
+          <w:sz w:val="28"/>
+          <w:szCs w:val="28"/>
           <w:lang w:eastAsia="ru-RU"/>
         </w:rPr>
         <w:t>Пример», «Ожидаемый результат»</w:t>
@@ -1236,8 +1173,8 @@
       <w:r>
         <w:rPr>
           <w:rFonts w:ascii="Times New Roman" w:eastAsia="Times New Roman" w:hAnsi="Times New Roman" w:cs="Times New Roman"/>
-          <w:sz w:val="24"/>
-          <w:szCs w:val="24"/>
+          <w:sz w:val="28"/>
+          <w:szCs w:val="28"/>
           <w:lang w:eastAsia="ru-RU"/>
         </w:rPr>
         <w:t>; компактную таблицу решений из 4</w:t>
@@ -1245,8 +1182,8 @@
       <w:r>
         <w:rPr>
           <w:rFonts w:ascii="Times New Roman" w:eastAsia="Times New Roman" w:hAnsi="Times New Roman" w:cs="Times New Roman"/>
-          <w:sz w:val="24"/>
-          <w:szCs w:val="24"/>
+          <w:sz w:val="28"/>
+          <w:szCs w:val="28"/>
           <w:lang w:eastAsia="ru-RU"/>
         </w:rPr>
         <w:t>-</w:t>
@@ -1254,8 +1191,8 @@
       <w:r>
         <w:rPr>
           <w:rFonts w:ascii="Times New Roman" w:eastAsia="Times New Roman" w:hAnsi="Times New Roman" w:cs="Times New Roman"/>
-          <w:sz w:val="24"/>
-          <w:szCs w:val="24"/>
+          <w:sz w:val="28"/>
+          <w:szCs w:val="28"/>
           <w:lang w:eastAsia="ru-RU"/>
         </w:rPr>
         <w:t xml:space="preserve">6 строк, где каждая строка </w:t>
@@ -1263,8 +1200,8 @@
       <w:r>
         <w:rPr>
           <w:rFonts w:ascii="Times New Roman" w:eastAsia="Times New Roman" w:hAnsi="Times New Roman" w:cs="Times New Roman"/>
-          <w:sz w:val="24"/>
-          <w:szCs w:val="24"/>
+          <w:sz w:val="28"/>
+          <w:szCs w:val="28"/>
           <w:lang w:eastAsia="ru-RU"/>
         </w:rPr>
         <w:t>–</w:t>
@@ -1272,8 +1209,8 @@
       <w:r>
         <w:rPr>
           <w:rFonts w:ascii="Times New Roman" w:eastAsia="Times New Roman" w:hAnsi="Times New Roman" w:cs="Times New Roman"/>
-          <w:sz w:val="24"/>
-          <w:szCs w:val="24"/>
+          <w:sz w:val="28"/>
+          <w:szCs w:val="28"/>
           <w:lang w:eastAsia="ru-RU"/>
         </w:rPr>
         <w:t xml:space="preserve"> комбинация условий (длина, символы, цифра, чёрный список) и итоговый результат. </w:t>
@@ -1285,16 +1222,16 @@
         <w:jc w:val="both"/>
         <w:rPr>
           <w:rFonts w:ascii="Times New Roman" w:eastAsia="Times New Roman" w:hAnsi="Times New Roman" w:cs="Times New Roman"/>
-          <w:sz w:val="24"/>
-          <w:szCs w:val="24"/>
+          <w:sz w:val="28"/>
+          <w:szCs w:val="28"/>
           <w:lang w:eastAsia="ru-RU"/>
         </w:rPr>
       </w:pPr>
       <w:r>
         <w:rPr>
           <w:rFonts w:ascii="Times New Roman" w:eastAsia="Times New Roman" w:hAnsi="Times New Roman" w:cs="Times New Roman"/>
-          <w:sz w:val="24"/>
-          <w:szCs w:val="24"/>
+          <w:sz w:val="28"/>
+          <w:szCs w:val="28"/>
           <w:lang w:eastAsia="ru-RU"/>
         </w:rPr>
         <w:t>В конце файла добавьте отдельный абзац из 3</w:t>
@@ -1302,8 +1239,8 @@
       <w:r>
         <w:rPr>
           <w:rFonts w:ascii="Times New Roman" w:eastAsia="Times New Roman" w:hAnsi="Times New Roman" w:cs="Times New Roman"/>
-          <w:sz w:val="24"/>
-          <w:szCs w:val="24"/>
+          <w:sz w:val="28"/>
+          <w:szCs w:val="28"/>
           <w:lang w:eastAsia="ru-RU"/>
         </w:rPr>
         <w:t>-</w:t>
@@ -1311,8 +1248,8 @@
       <w:r>
         <w:rPr>
           <w:rFonts w:ascii="Times New Roman" w:eastAsia="Times New Roman" w:hAnsi="Times New Roman" w:cs="Times New Roman"/>
-          <w:sz w:val="24"/>
-          <w:szCs w:val="24"/>
+          <w:sz w:val="28"/>
+          <w:szCs w:val="28"/>
           <w:lang w:eastAsia="ru-RU"/>
         </w:rPr>
         <w:t xml:space="preserve">4 предложений, в котором объясните, как эта документация будет использоваться при работе с </w:t>
@@ -1321,8 +1258,8 @@
       <w:r>
         <w:rPr>
           <w:rFonts w:ascii="Times New Roman" w:eastAsia="Times New Roman" w:hAnsi="Times New Roman" w:cs="Times New Roman"/>
-          <w:sz w:val="24"/>
-          <w:szCs w:val="24"/>
+          <w:sz w:val="28"/>
+          <w:szCs w:val="28"/>
           <w:lang w:eastAsia="ru-RU"/>
         </w:rPr>
         <w:t>Git</w:t>
@@ -1331,18 +1268,27 @@
       <w:r>
         <w:rPr>
           <w:rFonts w:ascii="Times New Roman" w:eastAsia="Times New Roman" w:hAnsi="Times New Roman" w:cs="Times New Roman"/>
-          <w:sz w:val="24"/>
-          <w:szCs w:val="24"/>
-          <w:lang w:eastAsia="ru-RU"/>
-        </w:rPr>
-        <w:t xml:space="preserve">: какие изменения логично фиксировать отдельными </w:t>
-      </w:r>
-      <w:proofErr w:type="spellStart"/>
-      <w:r>
-        <w:rPr>
-          <w:rFonts w:ascii="Times New Roman" w:eastAsia="Times New Roman" w:hAnsi="Times New Roman" w:cs="Times New Roman"/>
-          <w:sz w:val="24"/>
-          <w:szCs w:val="24"/>
+          <w:sz w:val="28"/>
+          <w:szCs w:val="28"/>
+          <w:lang w:eastAsia="ru-RU"/>
+        </w:rPr>
+        <w:t>: какие изменения логично фи</w:t>
+      </w:r>
+      <w:r>
+        <w:rPr>
+          <w:rFonts w:ascii="Times New Roman" w:eastAsia="Times New Roman" w:hAnsi="Times New Roman" w:cs="Times New Roman"/>
+          <w:sz w:val="28"/>
+          <w:szCs w:val="28"/>
+          <w:lang w:eastAsia="ru-RU"/>
+        </w:rPr>
+        <w:t xml:space="preserve">ксировать отдельными </w:t>
+      </w:r>
+      <w:proofErr w:type="spellStart"/>
+      <w:r>
+        <w:rPr>
+          <w:rFonts w:ascii="Times New Roman" w:eastAsia="Times New Roman" w:hAnsi="Times New Roman" w:cs="Times New Roman"/>
+          <w:sz w:val="28"/>
+          <w:szCs w:val="28"/>
           <w:lang w:eastAsia="ru-RU"/>
         </w:rPr>
         <w:t>коммитами</w:t>
@@ -1351,26 +1297,8 @@
       <w:r>
         <w:rPr>
           <w:rFonts w:ascii="Times New Roman" w:eastAsia="Times New Roman" w:hAnsi="Times New Roman" w:cs="Times New Roman"/>
-          <w:sz w:val="24"/>
-          <w:szCs w:val="24"/>
-          <w:lang w:eastAsia="ru-RU"/>
-        </w:rPr>
-        <w:t xml:space="preserve"> (например, «обновление классов эквивалентности», </w:t>
-      </w:r>
-      <w:r>
-        <w:rPr>
-          <w:rFonts w:ascii="Times New Roman" w:eastAsia="Times New Roman" w:hAnsi="Times New Roman" w:cs="Times New Roman"/>
-          <w:sz w:val="24"/>
-          <w:szCs w:val="24"/>
-          <w:lang w:eastAsia="ru-RU"/>
-        </w:rPr>
-        <w:t>«добавление граничных тестов»)</w:t>
-      </w:r>
-      <w:r>
-        <w:rPr>
-          <w:rFonts w:ascii="Times New Roman" w:eastAsia="Times New Roman" w:hAnsi="Times New Roman" w:cs="Times New Roman"/>
-          <w:sz w:val="24"/>
-          <w:szCs w:val="24"/>
+          <w:sz w:val="28"/>
+          <w:szCs w:val="28"/>
           <w:lang w:eastAsia="ru-RU"/>
         </w:rPr>
         <w:t>, и как такой подход помогает команде быстро понимать, какие тесты нужно проверить при изменении логики функции.</w:t>
